--- a/deliverables/video-4-slides/hit-final/Video_4_HIT_FINAL/SHORTS/Video_4_Short_3_Do_Not_Invent_The_Plan.docx
+++ b/deliverables/video-4-slides/hit-final/Video_4_HIT_FINAL/SHORTS/Video_4_Short_3_Do_Not_Invent_The_Plan.docx
@@ -14,7 +14,7 @@
           <w:color w:val="8A6D1E"/>
           <w:sz w:val="20"/>
         </w:rPr>
-        <w:t>VIDEO 4 SHORT  ·  v5.1</w:t>
+        <w:t>VIDEO 4 SHORT  ·  v5.1.1</w:t>
       </w:r>
     </w:p>
     <w:p>
@@ -164,7 +164,7 @@
           <w:color w:val="1A1A1A"/>
           <w:sz w:val="27"/>
         </w:rPr>
-        <w:t>Anybody experienced enough to be interviewing you has had their own unplanned turns.</w:t>
+        <w:t>And you are not the only person whose path had turns they did not choose.</w:t>
       </w:r>
     </w:p>
     <w:p>
